--- a/templates/04-chinh-sach-quy-trinh/quy-trinh-quan-ly-nha-cung-cap.docx
+++ b/templates/04-chinh-sach-quy-trinh/quy-trinh-quan-ly-nha-cung-cap.docx
@@ -305,6 +305,7 @@
           </w:tcPr>
           <w:p>
             <w:pPr>
+              <w:keepNext w:val="false"/>
               <w:spacing w:after="0" w:before="0" w:line="240" w:lineRule="auto"/>
               <w:jc w:val="center"/>
             </w:pPr>
@@ -342,6 +343,7 @@
           </w:tcPr>
           <w:p>
             <w:pPr>
+              <w:keepNext w:val="false"/>
               <w:spacing w:after="0" w:before="0" w:line="240" w:lineRule="auto"/>
               <w:jc w:val="center"/>
             </w:pPr>
@@ -384,6 +386,7 @@
           </w:tcPr>
           <w:p>
             <w:pPr>
+              <w:keepNext w:val="false"/>
               <w:spacing w:after="0" w:before="0" w:line="240" w:lineRule="auto"/>
               <w:jc w:val="left"/>
             </w:pPr>
@@ -468,6 +471,7 @@
           </w:tcPr>
           <w:p>
             <w:pPr>
+              <w:keepNext w:val="false"/>
               <w:spacing w:after="0" w:before="0" w:line="240" w:lineRule="auto"/>
               <w:jc w:val="left"/>
             </w:pPr>
@@ -510,6 +514,7 @@
           </w:tcPr>
           <w:p>
             <w:pPr>
+              <w:keepNext w:val="false"/>
               <w:spacing w:after="0" w:before="0" w:line="240" w:lineRule="auto"/>
               <w:jc w:val="left"/>
             </w:pPr>
@@ -570,6 +575,7 @@
           </w:tcPr>
           <w:p>
             <w:pPr>
+              <w:keepNext w:val="false"/>
               <w:spacing w:after="0" w:before="0" w:line="240" w:lineRule="auto"/>
               <w:jc w:val="left"/>
             </w:pPr>
@@ -612,6 +618,7 @@
           </w:tcPr>
           <w:p>
             <w:pPr>
+              <w:keepNext w:val="false"/>
               <w:spacing w:after="0" w:before="0" w:line="240" w:lineRule="auto"/>
               <w:jc w:val="left"/>
             </w:pPr>
@@ -648,6 +655,7 @@
           </w:tcPr>
           <w:p>
             <w:pPr>
+              <w:keepNext w:val="false"/>
               <w:spacing w:after="0" w:before="0" w:line="240" w:lineRule="auto"/>
               <w:jc w:val="left"/>
             </w:pPr>
@@ -690,6 +698,7 @@
           </w:tcPr>
           <w:p>
             <w:pPr>
+              <w:keepNext w:val="false"/>
               <w:spacing w:after="0" w:before="0" w:line="240" w:lineRule="auto"/>
               <w:jc w:val="left"/>
             </w:pPr>
@@ -726,6 +735,7 @@
           </w:tcPr>
           <w:p>
             <w:pPr>
+              <w:keepNext w:val="false"/>
               <w:spacing w:after="0" w:before="0" w:line="240" w:lineRule="auto"/>
               <w:jc w:val="left"/>
             </w:pPr>
@@ -768,6 +778,7 @@
           </w:tcPr>
           <w:p>
             <w:pPr>
+              <w:keepNext w:val="false"/>
               <w:spacing w:after="0" w:before="0" w:line="240" w:lineRule="auto"/>
               <w:jc w:val="left"/>
             </w:pPr>
@@ -804,6 +815,7 @@
           </w:tcPr>
           <w:p>
             <w:pPr>
+              <w:keepNext w:val="false"/>
               <w:spacing w:after="0" w:before="0" w:line="240" w:lineRule="auto"/>
               <w:jc w:val="left"/>
             </w:pPr>
@@ -846,6 +858,7 @@
           </w:tcPr>
           <w:p>
             <w:pPr>
+              <w:keepNext w:val="false"/>
               <w:spacing w:after="0" w:before="0" w:line="240" w:lineRule="auto"/>
               <w:jc w:val="left"/>
             </w:pPr>
@@ -882,6 +895,7 @@
           </w:tcPr>
           <w:p>
             <w:pPr>
+              <w:keepNext w:val="false"/>
               <w:spacing w:after="0" w:before="0" w:line="240" w:lineRule="auto"/>
               <w:jc w:val="left"/>
             </w:pPr>
@@ -924,6 +938,7 @@
           </w:tcPr>
           <w:p>
             <w:pPr>
+              <w:keepNext w:val="false"/>
               <w:spacing w:after="0" w:before="0" w:line="240" w:lineRule="auto"/>
               <w:jc w:val="left"/>
             </w:pPr>
@@ -960,6 +975,7 @@
           </w:tcPr>
           <w:p>
             <w:pPr>
+              <w:keepNext w:val="false"/>
               <w:spacing w:after="0" w:before="0" w:line="240" w:lineRule="auto"/>
               <w:jc w:val="left"/>
             </w:pPr>
@@ -1002,6 +1018,7 @@
           </w:tcPr>
           <w:p>
             <w:pPr>
+              <w:keepNext w:val="false"/>
               <w:spacing w:after="0" w:before="0" w:line="240" w:lineRule="auto"/>
               <w:jc w:val="left"/>
             </w:pPr>
@@ -1038,6 +1055,7 @@
           </w:tcPr>
           <w:p>
             <w:pPr>
+              <w:keepNext w:val="false"/>
               <w:spacing w:after="0" w:before="0" w:line="240" w:lineRule="auto"/>
               <w:jc w:val="left"/>
             </w:pPr>
@@ -1080,6 +1098,7 @@
           </w:tcPr>
           <w:p>
             <w:pPr>
+              <w:keepNext w:val="false"/>
               <w:spacing w:after="0" w:before="0" w:line="240" w:lineRule="auto"/>
               <w:jc w:val="left"/>
             </w:pPr>
@@ -1116,6 +1135,7 @@
           </w:tcPr>
           <w:p>
             <w:pPr>
+              <w:keepNext w:val="false"/>
               <w:spacing w:after="0" w:before="0" w:line="240" w:lineRule="auto"/>
               <w:jc w:val="left"/>
             </w:pPr>
@@ -1158,6 +1178,7 @@
           </w:tcPr>
           <w:p>
             <w:pPr>
+              <w:keepNext w:val="false"/>
               <w:spacing w:after="0" w:before="0" w:line="240" w:lineRule="auto"/>
               <w:jc w:val="left"/>
             </w:pPr>
@@ -1206,6 +1227,7 @@
           </w:tcPr>
           <w:p>
             <w:pPr>
+              <w:keepNext w:val="false"/>
               <w:spacing w:after="0" w:before="0" w:line="240" w:lineRule="auto"/>
               <w:jc w:val="left"/>
             </w:pPr>
@@ -1314,6 +1336,7 @@
           </w:tcPr>
           <w:p>
             <w:pPr>
+              <w:keepNext/>
               <w:spacing w:after="0" w:before="0" w:line="240" w:lineRule="auto"/>
               <w:jc w:val="center"/>
             </w:pPr>
@@ -1351,6 +1374,7 @@
           </w:tcPr>
           <w:p>
             <w:pPr>
+              <w:keepNext/>
               <w:spacing w:after="0" w:before="0" w:line="240" w:lineRule="auto"/>
               <w:jc w:val="center"/>
             </w:pPr>
@@ -1388,6 +1412,7 @@
           </w:tcPr>
           <w:p>
             <w:pPr>
+              <w:keepNext/>
               <w:spacing w:after="0" w:before="0" w:line="240" w:lineRule="auto"/>
               <w:jc w:val="center"/>
             </w:pPr>
@@ -1425,6 +1450,7 @@
           </w:tcPr>
           <w:p>
             <w:pPr>
+              <w:keepNext/>
               <w:spacing w:after="0" w:before="0" w:line="240" w:lineRule="auto"/>
               <w:jc w:val="center"/>
             </w:pPr>
@@ -1467,6 +1493,7 @@
           </w:tcPr>
           <w:p>
             <w:pPr>
+              <w:keepNext/>
               <w:spacing w:after="0" w:before="0" w:line="240" w:lineRule="auto"/>
               <w:jc w:val="left"/>
             </w:pPr>
@@ -1503,6 +1530,7 @@
           </w:tcPr>
           <w:p>
             <w:pPr>
+              <w:keepNext/>
               <w:spacing w:after="0" w:before="0" w:line="240" w:lineRule="auto"/>
               <w:jc w:val="left"/>
             </w:pPr>
@@ -1539,6 +1567,7 @@
           </w:tcPr>
           <w:p>
             <w:pPr>
+              <w:keepNext/>
               <w:spacing w:after="0" w:before="0" w:line="240" w:lineRule="auto"/>
               <w:jc w:val="left"/>
             </w:pPr>
@@ -1575,6 +1604,7 @@
           </w:tcPr>
           <w:p>
             <w:pPr>
+              <w:keepNext/>
               <w:spacing w:after="0" w:before="0" w:line="240" w:lineRule="auto"/>
               <w:jc w:val="left"/>
             </w:pPr>
@@ -1630,6 +1660,7 @@
           </w:tcPr>
           <w:p>
             <w:pPr>
+              <w:keepNext/>
               <w:spacing w:after="0" w:before="0" w:line="240" w:lineRule="auto"/>
               <w:jc w:val="left"/>
             </w:pPr>
@@ -1666,6 +1697,7 @@
           </w:tcPr>
           <w:p>
             <w:pPr>
+              <w:keepNext/>
               <w:spacing w:after="0" w:before="0" w:line="240" w:lineRule="auto"/>
               <w:jc w:val="left"/>
             </w:pPr>
@@ -1702,6 +1734,7 @@
           </w:tcPr>
           <w:p>
             <w:pPr>
+              <w:keepNext/>
               <w:spacing w:after="0" w:before="0" w:line="240" w:lineRule="auto"/>
               <w:jc w:val="left"/>
             </w:pPr>
@@ -1738,6 +1771,7 @@
           </w:tcPr>
           <w:p>
             <w:pPr>
+              <w:keepNext/>
               <w:spacing w:after="0" w:before="0" w:line="240" w:lineRule="auto"/>
               <w:jc w:val="left"/>
             </w:pPr>
@@ -1781,6 +1815,7 @@
           </w:tcPr>
           <w:p>
             <w:pPr>
+              <w:keepNext w:val="false"/>
               <w:spacing w:after="0" w:before="0" w:line="240" w:lineRule="auto"/>
               <w:jc w:val="left"/>
             </w:pPr>
@@ -1817,6 +1852,7 @@
           </w:tcPr>
           <w:p>
             <w:pPr>
+              <w:keepNext w:val="false"/>
               <w:spacing w:after="0" w:before="0" w:line="240" w:lineRule="auto"/>
               <w:jc w:val="left"/>
             </w:pPr>
@@ -1853,6 +1889,7 @@
           </w:tcPr>
           <w:p>
             <w:pPr>
+              <w:keepNext w:val="false"/>
               <w:spacing w:after="0" w:before="0" w:line="240" w:lineRule="auto"/>
               <w:jc w:val="left"/>
             </w:pPr>
@@ -1889,6 +1926,7 @@
           </w:tcPr>
           <w:p>
             <w:pPr>
+              <w:keepNext w:val="false"/>
               <w:spacing w:after="0" w:before="0" w:line="240" w:lineRule="auto"/>
               <w:jc w:val="left"/>
             </w:pPr>
@@ -1995,6 +2033,7 @@
           </w:tcPr>
           <w:p>
             <w:pPr>
+              <w:keepNext/>
               <w:spacing w:after="0" w:before="0" w:line="240" w:lineRule="auto"/>
               <w:jc w:val="center"/>
             </w:pPr>
@@ -2032,6 +2071,7 @@
           </w:tcPr>
           <w:p>
             <w:pPr>
+              <w:keepNext/>
               <w:spacing w:after="0" w:before="0" w:line="240" w:lineRule="auto"/>
               <w:jc w:val="center"/>
             </w:pPr>
@@ -2069,6 +2109,7 @@
           </w:tcPr>
           <w:p>
             <w:pPr>
+              <w:keepNext/>
               <w:spacing w:after="0" w:before="0" w:line="240" w:lineRule="auto"/>
               <w:jc w:val="center"/>
             </w:pPr>
@@ -2111,6 +2152,7 @@
           </w:tcPr>
           <w:p>
             <w:pPr>
+              <w:keepNext/>
               <w:spacing w:after="0" w:before="0" w:line="240" w:lineRule="auto"/>
               <w:jc w:val="left"/>
             </w:pPr>
@@ -2147,6 +2189,7 @@
           </w:tcPr>
           <w:p>
             <w:pPr>
+              <w:keepNext/>
               <w:spacing w:after="0" w:before="0" w:line="240" w:lineRule="auto"/>
               <w:jc w:val="left"/>
             </w:pPr>
@@ -2183,6 +2226,7 @@
           </w:tcPr>
           <w:p>
             <w:pPr>
+              <w:keepNext/>
               <w:spacing w:after="0" w:before="0" w:line="240" w:lineRule="auto"/>
               <w:jc w:val="left"/>
             </w:pPr>
@@ -2225,6 +2269,7 @@
           </w:tcPr>
           <w:p>
             <w:pPr>
+              <w:keepNext/>
               <w:spacing w:after="0" w:before="0" w:line="240" w:lineRule="auto"/>
               <w:jc w:val="left"/>
             </w:pPr>
@@ -2261,6 +2306,7 @@
           </w:tcPr>
           <w:p>
             <w:pPr>
+              <w:keepNext/>
               <w:spacing w:after="0" w:before="0" w:line="240" w:lineRule="auto"/>
               <w:jc w:val="left"/>
             </w:pPr>
@@ -2297,6 +2343,7 @@
           </w:tcPr>
           <w:p>
             <w:pPr>
+              <w:keepNext/>
               <w:spacing w:after="0" w:before="0" w:line="240" w:lineRule="auto"/>
               <w:jc w:val="left"/>
             </w:pPr>
@@ -2339,6 +2386,7 @@
           </w:tcPr>
           <w:p>
             <w:pPr>
+              <w:keepNext/>
               <w:spacing w:after="0" w:before="0" w:line="240" w:lineRule="auto"/>
               <w:jc w:val="left"/>
             </w:pPr>
@@ -2375,6 +2423,7 @@
           </w:tcPr>
           <w:p>
             <w:pPr>
+              <w:keepNext/>
               <w:spacing w:after="0" w:before="0" w:line="240" w:lineRule="auto"/>
               <w:jc w:val="left"/>
             </w:pPr>
@@ -2411,6 +2460,7 @@
           </w:tcPr>
           <w:p>
             <w:pPr>
+              <w:keepNext/>
               <w:spacing w:after="0" w:before="0" w:line="240" w:lineRule="auto"/>
               <w:jc w:val="left"/>
             </w:pPr>
@@ -2453,6 +2503,7 @@
           </w:tcPr>
           <w:p>
             <w:pPr>
+              <w:keepNext/>
               <w:spacing w:after="0" w:before="0" w:line="240" w:lineRule="auto"/>
               <w:jc w:val="left"/>
             </w:pPr>
@@ -2489,6 +2540,7 @@
           </w:tcPr>
           <w:p>
             <w:pPr>
+              <w:keepNext/>
               <w:spacing w:after="0" w:before="0" w:line="240" w:lineRule="auto"/>
               <w:jc w:val="left"/>
             </w:pPr>
@@ -2525,6 +2577,7 @@
           </w:tcPr>
           <w:p>
             <w:pPr>
+              <w:keepNext/>
               <w:spacing w:after="0" w:before="0" w:line="240" w:lineRule="auto"/>
               <w:jc w:val="left"/>
             </w:pPr>
@@ -2567,6 +2620,7 @@
           </w:tcPr>
           <w:p>
             <w:pPr>
+              <w:keepNext/>
               <w:spacing w:after="0" w:before="0" w:line="240" w:lineRule="auto"/>
               <w:jc w:val="left"/>
             </w:pPr>
@@ -2603,6 +2657,7 @@
           </w:tcPr>
           <w:p>
             <w:pPr>
+              <w:keepNext/>
               <w:spacing w:after="0" w:before="0" w:line="240" w:lineRule="auto"/>
               <w:jc w:val="left"/>
             </w:pPr>
@@ -2639,6 +2694,7 @@
           </w:tcPr>
           <w:p>
             <w:pPr>
+              <w:keepNext/>
               <w:spacing w:after="0" w:before="0" w:line="240" w:lineRule="auto"/>
               <w:jc w:val="left"/>
             </w:pPr>
@@ -2681,6 +2737,7 @@
           </w:tcPr>
           <w:p>
             <w:pPr>
+              <w:keepNext/>
               <w:spacing w:after="0" w:before="0" w:line="240" w:lineRule="auto"/>
               <w:jc w:val="left"/>
             </w:pPr>
@@ -2717,6 +2774,7 @@
           </w:tcPr>
           <w:p>
             <w:pPr>
+              <w:keepNext/>
               <w:spacing w:after="0" w:before="0" w:line="240" w:lineRule="auto"/>
               <w:jc w:val="left"/>
             </w:pPr>
@@ -2753,6 +2811,7 @@
           </w:tcPr>
           <w:p>
             <w:pPr>
+              <w:keepNext/>
               <w:spacing w:after="0" w:before="0" w:line="240" w:lineRule="auto"/>
               <w:jc w:val="left"/>
             </w:pPr>
@@ -2795,6 +2854,7 @@
           </w:tcPr>
           <w:p>
             <w:pPr>
+              <w:keepNext w:val="false"/>
               <w:spacing w:after="0" w:before="0" w:line="240" w:lineRule="auto"/>
               <w:jc w:val="left"/>
             </w:pPr>
@@ -2831,6 +2891,7 @@
           </w:tcPr>
           <w:p>
             <w:pPr>
+              <w:keepNext w:val="false"/>
               <w:spacing w:after="0" w:before="0" w:line="240" w:lineRule="auto"/>
               <w:jc w:val="left"/>
             </w:pPr>
@@ -2891,6 +2952,7 @@
           </w:tcPr>
           <w:p>
             <w:pPr>
+              <w:keepNext w:val="false"/>
               <w:spacing w:after="0" w:before="0" w:line="240" w:lineRule="auto"/>
               <w:jc w:val="left"/>
             </w:pPr>
@@ -4268,16 +4330,16 @@
       <w:tblGrid>
         <w:gridCol w:w="794"/>
         <w:gridCol w:w="2576"/>
+        <w:gridCol w:w="1181"/>
+        <w:gridCol w:w="923"/>
+        <w:gridCol w:w="1052"/>
         <w:gridCol w:w="1190"/>
-        <w:gridCol w:w="941"/>
-        <w:gridCol w:w="1070"/>
-        <w:gridCol w:w="1190"/>
-        <w:gridCol w:w="941"/>
-        <w:gridCol w:w="941"/>
+        <w:gridCol w:w="923"/>
+        <w:gridCol w:w="969"/>
         <w:gridCol w:w="1487"/>
-        <w:gridCol w:w="813"/>
-        <w:gridCol w:w="941"/>
-        <w:gridCol w:w="1073"/>
+        <w:gridCol w:w="837"/>
+        <w:gridCol w:w="969"/>
+        <w:gridCol w:w="1056"/>
       </w:tblGrid>
       <w:tr>
         <w:trPr>
@@ -4304,6 +4366,7 @@
           </w:tcPr>
           <w:p>
             <w:pPr>
+              <w:keepNext/>
               <w:spacing w:after="0" w:before="0" w:line="240" w:lineRule="auto"/>
               <w:jc w:val="center"/>
             </w:pPr>
@@ -4341,6 +4404,7 @@
           </w:tcPr>
           <w:p>
             <w:pPr>
+              <w:keepNext/>
               <w:spacing w:after="0" w:before="0" w:line="240" w:lineRule="auto"/>
               <w:jc w:val="center"/>
             </w:pPr>
@@ -4360,7 +4424,7 @@
         </w:tc>
         <w:tc>
           <w:tcPr>
-            <w:tcW w:type="dxa" w:w="1190"/>
+            <w:tcW w:type="dxa" w:w="1181"/>
             <w:tcBorders>
               <w:top w:val="single" w:color="000000" w:sz="4"/>
               <w:left w:val="single" w:color="000000" w:sz="4"/>
@@ -4378,6 +4442,7 @@
           </w:tcPr>
           <w:p>
             <w:pPr>
+              <w:keepNext/>
               <w:spacing w:after="0" w:before="0" w:line="240" w:lineRule="auto"/>
               <w:jc w:val="center"/>
             </w:pPr>
@@ -4397,7 +4462,7 @@
         </w:tc>
         <w:tc>
           <w:tcPr>
-            <w:tcW w:type="dxa" w:w="941"/>
+            <w:tcW w:type="dxa" w:w="923"/>
             <w:tcBorders>
               <w:top w:val="single" w:color="000000" w:sz="4"/>
               <w:left w:val="single" w:color="000000" w:sz="4"/>
@@ -4415,6 +4480,7 @@
           </w:tcPr>
           <w:p>
             <w:pPr>
+              <w:keepNext/>
               <w:spacing w:after="0" w:before="0" w:line="240" w:lineRule="auto"/>
               <w:jc w:val="center"/>
             </w:pPr>
@@ -4434,7 +4500,7 @@
         </w:tc>
         <w:tc>
           <w:tcPr>
-            <w:tcW w:type="dxa" w:w="1070"/>
+            <w:tcW w:type="dxa" w:w="1052"/>
             <w:tcBorders>
               <w:top w:val="single" w:color="000000" w:sz="4"/>
               <w:left w:val="single" w:color="000000" w:sz="4"/>
@@ -4452,6 +4518,7 @@
           </w:tcPr>
           <w:p>
             <w:pPr>
+              <w:keepNext/>
               <w:spacing w:after="0" w:before="0" w:line="240" w:lineRule="auto"/>
               <w:jc w:val="center"/>
             </w:pPr>
@@ -4489,6 +4556,7 @@
           </w:tcPr>
           <w:p>
             <w:pPr>
+              <w:keepNext/>
               <w:spacing w:after="0" w:before="0" w:line="240" w:lineRule="auto"/>
               <w:jc w:val="center"/>
             </w:pPr>
@@ -4508,7 +4576,7 @@
         </w:tc>
         <w:tc>
           <w:tcPr>
-            <w:tcW w:type="dxa" w:w="941"/>
+            <w:tcW w:type="dxa" w:w="923"/>
             <w:tcBorders>
               <w:top w:val="single" w:color="000000" w:sz="4"/>
               <w:left w:val="single" w:color="000000" w:sz="4"/>
@@ -4526,6 +4594,7 @@
           </w:tcPr>
           <w:p>
             <w:pPr>
+              <w:keepNext/>
               <w:spacing w:after="0" w:before="0" w:line="240" w:lineRule="auto"/>
               <w:jc w:val="center"/>
             </w:pPr>
@@ -4545,7 +4614,7 @@
         </w:tc>
         <w:tc>
           <w:tcPr>
-            <w:tcW w:type="dxa" w:w="941"/>
+            <w:tcW w:type="dxa" w:w="969"/>
             <w:tcBorders>
               <w:top w:val="single" w:color="000000" w:sz="4"/>
               <w:left w:val="single" w:color="000000" w:sz="4"/>
@@ -4563,6 +4632,7 @@
           </w:tcPr>
           <w:p>
             <w:pPr>
+              <w:keepNext/>
               <w:spacing w:after="0" w:before="0" w:line="240" w:lineRule="auto"/>
               <w:jc w:val="center"/>
             </w:pPr>
@@ -4600,6 +4670,7 @@
           </w:tcPr>
           <w:p>
             <w:pPr>
+              <w:keepNext/>
               <w:spacing w:after="0" w:before="0" w:line="240" w:lineRule="auto"/>
               <w:jc w:val="center"/>
             </w:pPr>
@@ -4619,7 +4690,7 @@
         </w:tc>
         <w:tc>
           <w:tcPr>
-            <w:tcW w:type="dxa" w:w="813"/>
+            <w:tcW w:type="dxa" w:w="837"/>
             <w:tcBorders>
               <w:top w:val="single" w:color="000000" w:sz="4"/>
               <w:left w:val="single" w:color="000000" w:sz="4"/>
@@ -4637,6 +4708,7 @@
           </w:tcPr>
           <w:p>
             <w:pPr>
+              <w:keepNext/>
               <w:spacing w:after="0" w:before="0" w:line="240" w:lineRule="auto"/>
               <w:jc w:val="center"/>
             </w:pPr>
@@ -4656,7 +4728,7 @@
         </w:tc>
         <w:tc>
           <w:tcPr>
-            <w:tcW w:type="dxa" w:w="941"/>
+            <w:tcW w:type="dxa" w:w="969"/>
             <w:tcBorders>
               <w:top w:val="single" w:color="000000" w:sz="4"/>
               <w:left w:val="single" w:color="000000" w:sz="4"/>
@@ -4674,6 +4746,7 @@
           </w:tcPr>
           <w:p>
             <w:pPr>
+              <w:keepNext/>
               <w:spacing w:after="0" w:before="0" w:line="240" w:lineRule="auto"/>
               <w:jc w:val="center"/>
             </w:pPr>
@@ -4693,7 +4766,7 @@
         </w:tc>
         <w:tc>
           <w:tcPr>
-            <w:tcW w:type="dxa" w:w="1073"/>
+            <w:tcW w:type="dxa" w:w="1056"/>
             <w:tcBorders>
               <w:top w:val="single" w:color="000000" w:sz="4"/>
               <w:left w:val="single" w:color="000000" w:sz="4"/>
@@ -4711,6 +4784,7 @@
           </w:tcPr>
           <w:p>
             <w:pPr>
+              <w:keepNext/>
               <w:spacing w:after="0" w:before="0" w:line="240" w:lineRule="auto"/>
               <w:jc w:val="center"/>
             </w:pPr>
@@ -4753,6 +4827,7 @@
           </w:tcPr>
           <w:p>
             <w:pPr>
+              <w:keepNext w:val="false"/>
               <w:spacing w:after="0" w:before="0" w:line="240" w:lineRule="auto"/>
               <w:jc w:val="left"/>
             </w:pPr>
@@ -4789,6 +4864,7 @@
           </w:tcPr>
           <w:p>
             <w:pPr>
+              <w:keepNext w:val="false"/>
               <w:spacing w:after="0" w:before="0" w:line="240" w:lineRule="auto"/>
               <w:jc w:val="left"/>
             </w:pPr>
@@ -4809,6 +4885,81 @@
         </w:tc>
         <w:tc>
           <w:tcPr>
+            <w:tcW w:type="dxa" w:w="1181"/>
+            <w:tcBorders>
+              <w:top w:val="single" w:color="000000" w:sz="4"/>
+              <w:left w:val="single" w:color="000000" w:sz="4"/>
+              <w:bottom w:val="single" w:color="000000" w:sz="4"/>
+              <w:right w:val="single" w:color="000000" w:sz="4"/>
+            </w:tcBorders>
+            <w:tcMar>
+              <w:top w:type="dxa" w:w="30"/>
+              <w:left w:type="dxa" w:w="70"/>
+              <w:bottom w:type="dxa" w:w="30"/>
+              <w:right w:type="dxa" w:w="70"/>
+            </w:tcMar>
+            <w:vAlign w:val="center"/>
+          </w:tcPr>
+          <w:p>
+            <w:pPr>
+              <w:keepNext w:val="false"/>
+              <w:spacing w:after="0" w:before="0" w:line="240" w:lineRule="auto"/>
+              <w:jc w:val="left"/>
+            </w:pPr>
+          </w:p>
+        </w:tc>
+        <w:tc>
+          <w:tcPr>
+            <w:tcW w:type="dxa" w:w="923"/>
+            <w:tcBorders>
+              <w:top w:val="single" w:color="000000" w:sz="4"/>
+              <w:left w:val="single" w:color="000000" w:sz="4"/>
+              <w:bottom w:val="single" w:color="000000" w:sz="4"/>
+              <w:right w:val="single" w:color="000000" w:sz="4"/>
+            </w:tcBorders>
+            <w:tcMar>
+              <w:top w:type="dxa" w:w="30"/>
+              <w:left w:type="dxa" w:w="70"/>
+              <w:bottom w:type="dxa" w:w="30"/>
+              <w:right w:type="dxa" w:w="70"/>
+            </w:tcMar>
+            <w:vAlign w:val="center"/>
+          </w:tcPr>
+          <w:p>
+            <w:pPr>
+              <w:keepNext w:val="false"/>
+              <w:spacing w:after="0" w:before="0" w:line="240" w:lineRule="auto"/>
+              <w:jc w:val="left"/>
+            </w:pPr>
+          </w:p>
+        </w:tc>
+        <w:tc>
+          <w:tcPr>
+            <w:tcW w:type="dxa" w:w="1052"/>
+            <w:tcBorders>
+              <w:top w:val="single" w:color="000000" w:sz="4"/>
+              <w:left w:val="single" w:color="000000" w:sz="4"/>
+              <w:bottom w:val="single" w:color="000000" w:sz="4"/>
+              <w:right w:val="single" w:color="000000" w:sz="4"/>
+            </w:tcBorders>
+            <w:tcMar>
+              <w:top w:type="dxa" w:w="30"/>
+              <w:left w:type="dxa" w:w="70"/>
+              <w:bottom w:type="dxa" w:w="30"/>
+              <w:right w:type="dxa" w:w="70"/>
+            </w:tcMar>
+            <w:vAlign w:val="center"/>
+          </w:tcPr>
+          <w:p>
+            <w:pPr>
+              <w:keepNext w:val="false"/>
+              <w:spacing w:after="0" w:before="0" w:line="240" w:lineRule="auto"/>
+              <w:jc w:val="left"/>
+            </w:pPr>
+          </w:p>
+        </w:tc>
+        <w:tc>
+          <w:tcPr>
             <w:tcW w:type="dxa" w:w="1190"/>
             <w:tcBorders>
               <w:top w:val="single" w:color="000000" w:sz="4"/>
@@ -4826,126 +4977,57 @@
           </w:tcPr>
           <w:p>
             <w:pPr>
-              <w:spacing w:after="0" w:before="0" w:line="240" w:lineRule="auto"/>
-              <w:jc w:val="left"/>
-            </w:pPr>
-          </w:p>
-        </w:tc>
-        <w:tc>
-          <w:tcPr>
-            <w:tcW w:type="dxa" w:w="941"/>
-            <w:tcBorders>
-              <w:top w:val="single" w:color="000000" w:sz="4"/>
-              <w:left w:val="single" w:color="000000" w:sz="4"/>
-              <w:bottom w:val="single" w:color="000000" w:sz="4"/>
-              <w:right w:val="single" w:color="000000" w:sz="4"/>
-            </w:tcBorders>
-            <w:tcMar>
-              <w:top w:type="dxa" w:w="30"/>
-              <w:left w:type="dxa" w:w="70"/>
-              <w:bottom w:type="dxa" w:w="30"/>
-              <w:right w:type="dxa" w:w="70"/>
-            </w:tcMar>
-            <w:vAlign w:val="center"/>
-          </w:tcPr>
-          <w:p>
-            <w:pPr>
-              <w:spacing w:after="0" w:before="0" w:line="240" w:lineRule="auto"/>
-              <w:jc w:val="left"/>
-            </w:pPr>
-          </w:p>
-        </w:tc>
-        <w:tc>
-          <w:tcPr>
-            <w:tcW w:type="dxa" w:w="1070"/>
-            <w:tcBorders>
-              <w:top w:val="single" w:color="000000" w:sz="4"/>
-              <w:left w:val="single" w:color="000000" w:sz="4"/>
-              <w:bottom w:val="single" w:color="000000" w:sz="4"/>
-              <w:right w:val="single" w:color="000000" w:sz="4"/>
-            </w:tcBorders>
-            <w:tcMar>
-              <w:top w:type="dxa" w:w="30"/>
-              <w:left w:type="dxa" w:w="70"/>
-              <w:bottom w:type="dxa" w:w="30"/>
-              <w:right w:type="dxa" w:w="70"/>
-            </w:tcMar>
-            <w:vAlign w:val="center"/>
-          </w:tcPr>
-          <w:p>
-            <w:pPr>
-              <w:spacing w:after="0" w:before="0" w:line="240" w:lineRule="auto"/>
-              <w:jc w:val="left"/>
-            </w:pPr>
-          </w:p>
-        </w:tc>
-        <w:tc>
-          <w:tcPr>
-            <w:tcW w:type="dxa" w:w="1190"/>
-            <w:tcBorders>
-              <w:top w:val="single" w:color="000000" w:sz="4"/>
-              <w:left w:val="single" w:color="000000" w:sz="4"/>
-              <w:bottom w:val="single" w:color="000000" w:sz="4"/>
-              <w:right w:val="single" w:color="000000" w:sz="4"/>
-            </w:tcBorders>
-            <w:tcMar>
-              <w:top w:type="dxa" w:w="30"/>
-              <w:left w:type="dxa" w:w="70"/>
-              <w:bottom w:type="dxa" w:w="30"/>
-              <w:right w:type="dxa" w:w="70"/>
-            </w:tcMar>
-            <w:vAlign w:val="center"/>
-          </w:tcPr>
-          <w:p>
-            <w:pPr>
-              <w:spacing w:after="0" w:before="0" w:line="240" w:lineRule="auto"/>
-              <w:jc w:val="left"/>
-            </w:pPr>
-          </w:p>
-        </w:tc>
-        <w:tc>
-          <w:tcPr>
-            <w:tcW w:type="dxa" w:w="941"/>
-            <w:tcBorders>
-              <w:top w:val="single" w:color="000000" w:sz="4"/>
-              <w:left w:val="single" w:color="000000" w:sz="4"/>
-              <w:bottom w:val="single" w:color="000000" w:sz="4"/>
-              <w:right w:val="single" w:color="000000" w:sz="4"/>
-            </w:tcBorders>
-            <w:tcMar>
-              <w:top w:type="dxa" w:w="30"/>
-              <w:left w:type="dxa" w:w="70"/>
-              <w:bottom w:type="dxa" w:w="30"/>
-              <w:right w:type="dxa" w:w="70"/>
-            </w:tcMar>
-            <w:vAlign w:val="center"/>
-          </w:tcPr>
-          <w:p>
-            <w:pPr>
-              <w:spacing w:after="0" w:before="0" w:line="240" w:lineRule="auto"/>
-              <w:jc w:val="left"/>
-            </w:pPr>
-          </w:p>
-        </w:tc>
-        <w:tc>
-          <w:tcPr>
-            <w:tcW w:type="dxa" w:w="941"/>
-            <w:tcBorders>
-              <w:top w:val="single" w:color="000000" w:sz="4"/>
-              <w:left w:val="single" w:color="000000" w:sz="4"/>
-              <w:bottom w:val="single" w:color="000000" w:sz="4"/>
-              <w:right w:val="single" w:color="000000" w:sz="4"/>
-            </w:tcBorders>
-            <w:tcMar>
-              <w:top w:type="dxa" w:w="30"/>
-              <w:left w:type="dxa" w:w="70"/>
-              <w:bottom w:type="dxa" w:w="30"/>
-              <w:right w:type="dxa" w:w="70"/>
-            </w:tcMar>
-            <w:vAlign w:val="center"/>
-          </w:tcPr>
-          <w:p>
-            <w:pPr>
+              <w:keepNext w:val="false"/>
+              <w:spacing w:after="0" w:before="0" w:line="240" w:lineRule="auto"/>
+              <w:jc w:val="left"/>
+            </w:pPr>
+          </w:p>
+        </w:tc>
+        <w:tc>
+          <w:tcPr>
+            <w:tcW w:type="dxa" w:w="923"/>
+            <w:tcBorders>
+              <w:top w:val="single" w:color="000000" w:sz="4"/>
+              <w:left w:val="single" w:color="000000" w:sz="4"/>
+              <w:bottom w:val="single" w:color="000000" w:sz="4"/>
+              <w:right w:val="single" w:color="000000" w:sz="4"/>
+            </w:tcBorders>
+            <w:tcMar>
+              <w:top w:type="dxa" w:w="30"/>
+              <w:left w:type="dxa" w:w="70"/>
+              <w:bottom w:type="dxa" w:w="30"/>
+              <w:right w:type="dxa" w:w="70"/>
+            </w:tcMar>
+            <w:vAlign w:val="center"/>
+          </w:tcPr>
+          <w:p>
+            <w:pPr>
+              <w:keepNext w:val="false"/>
+              <w:spacing w:after="0" w:before="0" w:line="240" w:lineRule="auto"/>
+              <w:jc w:val="left"/>
+            </w:pPr>
+          </w:p>
+        </w:tc>
+        <w:tc>
+          <w:tcPr>
+            <w:tcW w:type="dxa" w:w="969"/>
+            <w:tcBorders>
+              <w:top w:val="single" w:color="000000" w:sz="4"/>
+              <w:left w:val="single" w:color="000000" w:sz="4"/>
+              <w:bottom w:val="single" w:color="000000" w:sz="4"/>
+              <w:right w:val="single" w:color="000000" w:sz="4"/>
+            </w:tcBorders>
+            <w:tcMar>
+              <w:top w:type="dxa" w:w="30"/>
+              <w:left w:type="dxa" w:w="70"/>
+              <w:bottom w:type="dxa" w:w="30"/>
+              <w:right w:type="dxa" w:w="70"/>
+            </w:tcMar>
+            <w:vAlign w:val="center"/>
+          </w:tcPr>
+          <w:p>
+            <w:pPr>
+              <w:keepNext w:val="false"/>
               <w:spacing w:after="0" w:before="0" w:line="240" w:lineRule="auto"/>
               <w:jc w:val="left"/>
             </w:pPr>
@@ -4970,78 +5052,82 @@
           </w:tcPr>
           <w:p>
             <w:pPr>
-              <w:spacing w:after="0" w:before="0" w:line="240" w:lineRule="auto"/>
-              <w:jc w:val="left"/>
-            </w:pPr>
-          </w:p>
-        </w:tc>
-        <w:tc>
-          <w:tcPr>
-            <w:tcW w:type="dxa" w:w="813"/>
-            <w:tcBorders>
-              <w:top w:val="single" w:color="000000" w:sz="4"/>
-              <w:left w:val="single" w:color="000000" w:sz="4"/>
-              <w:bottom w:val="single" w:color="000000" w:sz="4"/>
-              <w:right w:val="single" w:color="000000" w:sz="4"/>
-            </w:tcBorders>
-            <w:tcMar>
-              <w:top w:type="dxa" w:w="30"/>
-              <w:left w:type="dxa" w:w="70"/>
-              <w:bottom w:type="dxa" w:w="30"/>
-              <w:right w:type="dxa" w:w="70"/>
-            </w:tcMar>
-            <w:vAlign w:val="center"/>
-          </w:tcPr>
-          <w:p>
-            <w:pPr>
-              <w:spacing w:after="0" w:before="0" w:line="240" w:lineRule="auto"/>
-              <w:jc w:val="left"/>
-            </w:pPr>
-          </w:p>
-        </w:tc>
-        <w:tc>
-          <w:tcPr>
-            <w:tcW w:type="dxa" w:w="941"/>
-            <w:tcBorders>
-              <w:top w:val="single" w:color="000000" w:sz="4"/>
-              <w:left w:val="single" w:color="000000" w:sz="4"/>
-              <w:bottom w:val="single" w:color="000000" w:sz="4"/>
-              <w:right w:val="single" w:color="000000" w:sz="4"/>
-            </w:tcBorders>
-            <w:tcMar>
-              <w:top w:type="dxa" w:w="30"/>
-              <w:left w:type="dxa" w:w="70"/>
-              <w:bottom w:type="dxa" w:w="30"/>
-              <w:right w:type="dxa" w:w="70"/>
-            </w:tcMar>
-            <w:vAlign w:val="center"/>
-          </w:tcPr>
-          <w:p>
-            <w:pPr>
-              <w:spacing w:after="0" w:before="0" w:line="240" w:lineRule="auto"/>
-              <w:jc w:val="left"/>
-            </w:pPr>
-          </w:p>
-        </w:tc>
-        <w:tc>
-          <w:tcPr>
-            <w:tcW w:type="dxa" w:w="1073"/>
-            <w:tcBorders>
-              <w:top w:val="single" w:color="000000" w:sz="4"/>
-              <w:left w:val="single" w:color="000000" w:sz="4"/>
-              <w:bottom w:val="single" w:color="000000" w:sz="4"/>
-              <w:right w:val="single" w:color="000000" w:sz="4"/>
-            </w:tcBorders>
-            <w:tcMar>
-              <w:top w:type="dxa" w:w="30"/>
-              <w:left w:type="dxa" w:w="70"/>
-              <w:bottom w:type="dxa" w:w="30"/>
-              <w:right w:type="dxa" w:w="70"/>
-            </w:tcMar>
-            <w:vAlign w:val="center"/>
-          </w:tcPr>
-          <w:p>
-            <w:pPr>
+              <w:keepNext w:val="false"/>
+              <w:spacing w:after="0" w:before="0" w:line="240" w:lineRule="auto"/>
+              <w:jc w:val="left"/>
+            </w:pPr>
+          </w:p>
+        </w:tc>
+        <w:tc>
+          <w:tcPr>
+            <w:tcW w:type="dxa" w:w="837"/>
+            <w:tcBorders>
+              <w:top w:val="single" w:color="000000" w:sz="4"/>
+              <w:left w:val="single" w:color="000000" w:sz="4"/>
+              <w:bottom w:val="single" w:color="000000" w:sz="4"/>
+              <w:right w:val="single" w:color="000000" w:sz="4"/>
+            </w:tcBorders>
+            <w:tcMar>
+              <w:top w:type="dxa" w:w="30"/>
+              <w:left w:type="dxa" w:w="70"/>
+              <w:bottom w:type="dxa" w:w="30"/>
+              <w:right w:type="dxa" w:w="70"/>
+            </w:tcMar>
+            <w:vAlign w:val="center"/>
+          </w:tcPr>
+          <w:p>
+            <w:pPr>
+              <w:keepNext w:val="false"/>
+              <w:spacing w:after="0" w:before="0" w:line="240" w:lineRule="auto"/>
+              <w:jc w:val="left"/>
+            </w:pPr>
+          </w:p>
+        </w:tc>
+        <w:tc>
+          <w:tcPr>
+            <w:tcW w:type="dxa" w:w="969"/>
+            <w:tcBorders>
+              <w:top w:val="single" w:color="000000" w:sz="4"/>
+              <w:left w:val="single" w:color="000000" w:sz="4"/>
+              <w:bottom w:val="single" w:color="000000" w:sz="4"/>
+              <w:right w:val="single" w:color="000000" w:sz="4"/>
+            </w:tcBorders>
+            <w:tcMar>
+              <w:top w:type="dxa" w:w="30"/>
+              <w:left w:type="dxa" w:w="70"/>
+              <w:bottom w:type="dxa" w:w="30"/>
+              <w:right w:type="dxa" w:w="70"/>
+            </w:tcMar>
+            <w:vAlign w:val="center"/>
+          </w:tcPr>
+          <w:p>
+            <w:pPr>
+              <w:keepNext w:val="false"/>
+              <w:spacing w:after="0" w:before="0" w:line="240" w:lineRule="auto"/>
+              <w:jc w:val="left"/>
+            </w:pPr>
+          </w:p>
+        </w:tc>
+        <w:tc>
+          <w:tcPr>
+            <w:tcW w:type="dxa" w:w="1056"/>
+            <w:tcBorders>
+              <w:top w:val="single" w:color="000000" w:sz="4"/>
+              <w:left w:val="single" w:color="000000" w:sz="4"/>
+              <w:bottom w:val="single" w:color="000000" w:sz="4"/>
+              <w:right w:val="single" w:color="000000" w:sz="4"/>
+            </w:tcBorders>
+            <w:tcMar>
+              <w:top w:type="dxa" w:w="30"/>
+              <w:left w:type="dxa" w:w="70"/>
+              <w:bottom w:type="dxa" w:w="30"/>
+              <w:right w:type="dxa" w:w="70"/>
+            </w:tcMar>
+            <w:vAlign w:val="center"/>
+          </w:tcPr>
+          <w:p>
+            <w:pPr>
+              <w:keepNext w:val="false"/>
               <w:spacing w:after="0" w:before="0" w:line="240" w:lineRule="auto"/>
               <w:jc w:val="left"/>
             </w:pPr>
